--- a/tillsynsmail/Högstaskogens naturreservat tillsynsbegäran mail.docx
+++ b/tillsynsmail/Högstaskogens naturreservat tillsynsbegäran mail.docx
@@ -14,7 +14,7 @@
     </w:p>
     <w:p>
       <w:r>
-        <w:t>I det avverkningsanmälda området har 153 naturvårdsarter varav 80 rödlistade arter hittats. Bland annat har knärot (VU, T, §8) sin livsmiljö i skogen. Observera att utan dispens från Länsstyrelsen är det ett lagbrott att på något sätt skada artens livsmiljö eller ekologiska funktion i området (14 och 15 §§ artskyddsförordningen).</w:t>
+        <w:t>I det avverkningsanmälda området har 154 naturvårdsarter varav 81 rödlistade arter hittats. Bland annat har knärot (VU, T, §8) sin livsmiljö i skogen. Observera att utan dispens från Länsstyrelsen är det ett lagbrott att på något sätt skada artens livsmiljö eller ekologiska funktion i området (14 och 15 §§ artskyddsförordningen).</w:t>
       </w:r>
     </w:p>
     <w:p>

--- a/tillsynsmail/Högstaskogens naturreservat tillsynsbegäran mail.docx
+++ b/tillsynsmail/Högstaskogens naturreservat tillsynsbegäran mail.docx
@@ -14,7 +14,7 @@
     </w:p>
     <w:p>
       <w:r>
-        <w:t>I det avverkningsanmälda området har 154 naturvårdsarter varav 81 rödlistade arter hittats. Bland annat har knärot (VU, T, §8) sin livsmiljö i skogen. Observera att utan dispens från Länsstyrelsen är det ett lagbrott att på något sätt skada artens livsmiljö eller ekologiska funktion i området (14 och 15 §§ artskyddsförordningen).</w:t>
+        <w:t>I det avverkningsanmälda området har 157 naturvårdsarter varav 83 rödlistade arter hittats. Bland annat har knärot (VU, T, §8) sin livsmiljö i skogen. Observera att utan dispens från Länsstyrelsen är det ett lagbrott att på något sätt skada artens livsmiljö eller ekologiska funktion i området (14 och 15 §§ artskyddsförordningen).</w:t>
       </w:r>
     </w:p>
     <w:p>

--- a/tillsynsmail/Högstaskogens naturreservat tillsynsbegäran mail.docx
+++ b/tillsynsmail/Högstaskogens naturreservat tillsynsbegäran mail.docx
@@ -14,7 +14,7 @@
     </w:p>
     <w:p>
       <w:r>
-        <w:t>I det avverkningsanmälda området har 157 naturvårdsarter varav 83 rödlistade arter hittats. Bland annat har knärot (VU, T, §8) sin livsmiljö i skogen. Observera att utan dispens från Länsstyrelsen är det ett lagbrott att på något sätt skada artens livsmiljö eller ekologiska funktion i området (14 och 15 §§ artskyddsförordningen).</w:t>
+        <w:t>I det avverkningsanmälda området har 158 naturvårdsarter varav 84 rödlistade arter hittats. Bland annat har knärot (VU, T, §8) sin livsmiljö i skogen. Observera att utan dispens från Länsstyrelsen är det ett lagbrott att på något sätt skada artens livsmiljö eller ekologiska funktion i området (14 och 15 §§ artskyddsförordningen).</w:t>
       </w:r>
     </w:p>
     <w:p>

--- a/tillsynsmail/Högstaskogens naturreservat tillsynsbegäran mail.docx
+++ b/tillsynsmail/Högstaskogens naturreservat tillsynsbegäran mail.docx
@@ -14,7 +14,7 @@
     </w:p>
     <w:p>
       <w:r>
-        <w:t>I det avverkningsanmälda området har 158 naturvårdsarter varav 84 rödlistade arter hittats. Bland annat har knärot (VU, T, §8) sin livsmiljö i skogen. Observera att utan dispens från Länsstyrelsen är det ett lagbrott att på något sätt skada artens livsmiljö eller ekologiska funktion i området (14 och 15 §§ artskyddsförordningen).</w:t>
+        <w:t>I det avverkningsanmälda området har 159 naturvårdsarter varav 84 rödlistade arter hittats. Bland annat har knärot (VU, T, §8) sin livsmiljö i skogen. Observera att utan dispens från Länsstyrelsen är det ett lagbrott att på något sätt skada artens livsmiljö eller ekologiska funktion i området (14 och 15 §§ artskyddsförordningen).</w:t>
       </w:r>
     </w:p>
     <w:p>

--- a/tillsynsmail/Högstaskogens naturreservat tillsynsbegäran mail.docx
+++ b/tillsynsmail/Högstaskogens naturreservat tillsynsbegäran mail.docx
@@ -14,7 +14,7 @@
     </w:p>
     <w:p>
       <w:r>
-        <w:t>I det avverkningsanmälda området har 159 naturvårdsarter varav 84 rödlistade arter hittats. Bland annat har knärot (VU, T, §8) sin livsmiljö i skogen. Observera att utan dispens från Länsstyrelsen är det ett lagbrott att på något sätt skada artens livsmiljö eller ekologiska funktion i området (14 och 15 §§ artskyddsförordningen).</w:t>
+        <w:t>I det avverkningsanmälda området har 160 naturvårdsarter varav 85 rödlistade arter hittats. Bland annat har knärot (VU, T, §8) sin livsmiljö i skogen. Observera att utan dispens från Länsstyrelsen är det ett lagbrott att på något sätt skada artens livsmiljö eller ekologiska funktion i området (14 och 15 §§ artskyddsförordningen).</w:t>
       </w:r>
     </w:p>
     <w:p>

--- a/tillsynsmail/Högstaskogens naturreservat tillsynsbegäran mail.docx
+++ b/tillsynsmail/Högstaskogens naturreservat tillsynsbegäran mail.docx
@@ -14,7 +14,7 @@
     </w:p>
     <w:p>
       <w:r>
-        <w:t>I det avverkningsanmälda området har 160 naturvårdsarter varav 85 rödlistade arter hittats. Bland annat har knärot (VU, T, §8) sin livsmiljö i skogen. Observera att utan dispens från Länsstyrelsen är det ett lagbrott att på något sätt skada artens livsmiljö eller ekologiska funktion i området (14 och 15 §§ artskyddsförordningen).</w:t>
+        <w:t>I det avverkningsanmälda området har 161 naturvårdsarter varav 85 rödlistade arter hittats. Bland annat har knärot (VU, T, §8) sin livsmiljö i skogen. Observera att utan dispens från Länsstyrelsen är det ett lagbrott att på något sätt skada artens livsmiljö eller ekologiska funktion i området (14 och 15 §§ artskyddsförordningen).</w:t>
       </w:r>
     </w:p>
     <w:p>
